--- a/backend/Technical Documentation.docx
+++ b/backend/Technical Documentation.docx
@@ -1964,7 +1964,7 @@
           <w:rFonts w:ascii="Courier New"/>
           <w:spacing w:val="-2"/>
         </w:rPr>
-        <w:t>CBOCCS4EYS5WV273UJRHBM6QN4NGBV5Y4EGKON3UYBBEQ62LVHV3ZMLS</w:t>
+        <w:t>CDQQEMPK3F6ZKURO3CKOUD6GQZ6ZGWOZVENZ4U7BEVFLHDR4MBUN5TJC</w:t>
       </w:r>
     </w:p>
     <w:p>
@@ -11777,7 +11777,7 @@
           <w:rFonts w:ascii="Courier New"/>
           <w:spacing w:val="-2"/>
         </w:rPr>
-        <w:t>CBOCCS4EYS5WV273UJRHBM6QN4NGBV5Y4EGKON3UYBBEQ62LVHV3ZMLS</w:t>
+        <w:t>CDQQEMPK3F6ZKURO3CKOUD6GQZ6ZGWOZVENZ4U7BEVFLHDR4MBUN5TJC</w:t>
       </w:r>
     </w:p>
     <w:p>

--- a/backend/Technical Documentation.docx
+++ b/backend/Technical Documentation.docx
@@ -300,7 +300,7 @@
             <w:spacing w:val="-4"/>
             <w:u w:val="thick"/>
           </w:rPr>
-          <w:t>https://stellar.expert/explorer/testnet/contract/CBOCCS4EYS5WV273UJRHBM6QN4NGBV5Y4</w:t>
+          <w:t>https://stellar.expert/explorer/testnet/contract/CDQQEMPK3F6ZKURO3CKOUD6GQZ6ZGWOZVENZ4U7BEVFLHDR4MBUN5TJC</w:t>
         </w:r>
       </w:hyperlink>
       <w:r>
@@ -315,7 +315,7 @@
             <w:spacing w:val="-2"/>
             <w:u w:val="thick"/>
           </w:rPr>
-          <w:t>EGKON3UYBBEQ62LVHV3ZMLS?filter=interface</w:t>
+          <w:t/>
         </w:r>
       </w:hyperlink>
     </w:p>
